--- a/templates/modif-pv-age-universel.docx
+++ b/templates/modif-pv-age-universel.docx
@@ -1039,7 +1039,7 @@
           <w:sz w:val="23"/>
           <w:szCs w:val="23"/>
         </w:rPr>
-        <w:t xml:space="preserve">L'Assemblée {modalite_fin_mandat} de {identification_dirigeant_sortant} de ses fonctions de {fonction_sortant}, à effet du {date_fin_mandat}, et lui donne quitus entier et sans réserve de l'exécution de son mandat jusqu'à cette date.</w:t>
+        <w:t xml:space="preserve">L'Assemblée {modalite_fin_mandat} {identification_dirigeant_sortant} de ses fonctions de {fonction_sortant}, à effet du {date_fin_mandat}, et lui donne quitus entier et sans réserve de l'exécution de son mandat jusqu'à cette date.</w:t>
       </w:r>
     </w:p>
     <w:p>
@@ -1053,6 +1053,20 @@
           <w:szCs w:val="23"/>
         </w:rPr>
         <w:t xml:space="preserve">{/fin_mandat}</w:t>
+      </w:r>
+    </w:p>
+    <w:p>
+      <w:pPr>
+        <w:spacing w:after="0"/>
+        <w:jc w:val="both"/>
+      </w:pPr>
+      <w:r>
+        <w:rPr>
+          <w:rFonts w:ascii="Garamond" w:cs="Garamond" w:eastAsia="Garamond" w:hAnsi="Garamond"/>
+          <w:sz w:val="23"/>
+          <w:szCs w:val="23"/>
+        </w:rPr>
+        <w:t xml:space="preserve">{#nomination}</w:t>
       </w:r>
     </w:p>
     <w:p>
@@ -1200,6 +1214,20 @@
           <w:szCs w:val="23"/>
         </w:rPr>
         <w:t xml:space="preserve">Cette nomination fera l'objet des formalités de publicité et d'inscription modificative au registre du commerce et des sociétés.</w:t>
+      </w:r>
+    </w:p>
+    <w:p>
+      <w:pPr>
+        <w:spacing w:after="0"/>
+        <w:jc w:val="both"/>
+      </w:pPr>
+      <w:r>
+        <w:rPr>
+          <w:rFonts w:ascii="Garamond" w:cs="Garamond" w:eastAsia="Garamond" w:hAnsi="Garamond"/>
+          <w:sz w:val="23"/>
+          <w:szCs w:val="23"/>
+        </w:rPr>
+        <w:t xml:space="preserve">{/nomination}</w:t>
       </w:r>
     </w:p>
     <w:p>
@@ -1290,7 +1318,7 @@
           <w:sz w:val="23"/>
           <w:szCs w:val="23"/>
         </w:rPr>
-        <w:t xml:space="preserve">L'Assemblée décide d'augmenter le capital social d'un montant de {montant_augmentation} euros, pour le porter de {capital_avant} euros à {capital_apres} euros, par la création de {nb_titres_nouveaux} {titres} nouvelles d'une valeur nominale de {valeur_nominale} euros chacune, émises {mention_prime}.</w:t>
+        <w:t xml:space="preserve">L'Assemblée décide d'augmenter le capital social d'un montant de {montant_augmentation} euros, pour le porter de {capital_avant} euros à {capital_apres} euros, {modalite_emission}.</w:t>
       </w:r>
     </w:p>
     <w:p>
@@ -1463,7 +1491,7 @@
           <w:sz w:val="23"/>
           <w:szCs w:val="23"/>
         </w:rPr>
-        <w:t xml:space="preserve">L'Assemblée décide d'augmenter le capital social d'un montant de {montant_augmentation} euros, pour le porter de {capital_avant} euros à {capital_apres} euros, par la création de {nb_titres_nouveaux} {titres} nouvelles d'une valeur nominale de {valeur_nominale} euros chacune, émises {mention_prime} et entièrement libérées.</w:t>
+        <w:t xml:space="preserve">L'Assemblée décide d'augmenter le capital social d'un montant de {montant_augmentation} euros, pour le porter de {capital_avant} euros à {capital_apres} euros, {modalite_emission}.</w:t>
       </w:r>
     </w:p>
     <w:p>

--- a/templates/modif-pv-age-universel.docx
+++ b/templates/modif-pv-age-universel.docx
@@ -680,7 +680,7 @@
           <w:sz w:val="23"/>
           <w:szCs w:val="23"/>
         </w:rPr>
-        <w:t xml:space="preserve">« La Société a pour dénomination sociale : {nouvelle_denomination}. »</w:t>
+        <w:t xml:space="preserve">« La Société a pour dénomination sociale : {nouvelle_denomination}{mention_sigle}. »</w:t>
       </w:r>
     </w:p>
     <w:p>
@@ -1039,7 +1039,7 @@
           <w:sz w:val="23"/>
           <w:szCs w:val="23"/>
         </w:rPr>
-        <w:t xml:space="preserve">L'Assemblée {modalite_fin_mandat} {identification_dirigeant_sortant} de ses fonctions de {fonction_sortant}, à effet du {date_fin_mandat}, et lui donne quitus entier et sans réserve de l'exécution de son mandat jusqu'à cette date.</w:t>
+        <w:t xml:space="preserve">L'Assemblée {modalite_fin_mandat} {identification_dirigeant_sortant} de ses fonctions de {fonction_sortant}, à effet du {date_fin_mandat}{mention_fin_mandat}</w:t>
       </w:r>
     </w:p>
     <w:p>
@@ -1304,7 +1304,7 @@
           <w:sz w:val="23"/>
           <w:szCs w:val="23"/>
         </w:rPr>
-        <w:t xml:space="preserve">(Augmentation du capital social par apport en numéraire)</w:t>
+        <w:t xml:space="preserve">(Augmentation du capital social {nature_augmentation})</w:t>
       </w:r>
     </w:p>
     <w:p>
@@ -1332,7 +1332,7 @@
           <w:sz w:val="23"/>
           <w:szCs w:val="23"/>
         </w:rPr>
-        <w:t xml:space="preserve">Cette augmentation de capital est réalisée par apport en numéraire. Les {titres} nouvelles sont souscrites et libérées comme suit : {modalites_souscription}.</w:t>
+        <w:t xml:space="preserve">Cette augmentation de capital est réalisée {nature_augmentation}. Les {titres} nouvelles sont souscrites et libérées comme suit : {modalites_souscription}.</w:t>
       </w:r>
     </w:p>
     <w:p>

--- a/templates/modif-pv-age-universel.docx
+++ b/templates/modif-pv-age-universel.docx
@@ -1318,7 +1318,7 @@
           <w:sz w:val="23"/>
           <w:szCs w:val="23"/>
         </w:rPr>
-        <w:t xml:space="preserve">L'Assemblée décide d'augmenter le capital social d'un montant de {montant_augmentation} euros, pour le porter de {capital_avant} euros à {capital_apres} euros, {modalite_emission}.</w:t>
+        <w:t xml:space="preserve">L'Assemblée{visa_rapport} décide d'augmenter le capital social d'un montant de {montant_augmentation} euros, pour le porter de {capital_avant} euros à {capital_apres} euros, {modalite_emission}.</w:t>
       </w:r>
     </w:p>
     <w:p>
@@ -1491,7 +1491,7 @@
           <w:sz w:val="23"/>
           <w:szCs w:val="23"/>
         </w:rPr>
-        <w:t xml:space="preserve">L'Assemblée décide d'augmenter le capital social d'un montant de {montant_augmentation} euros, pour le porter de {capital_avant} euros à {capital_apres} euros, {modalite_emission}.</w:t>
+        <w:t xml:space="preserve">L'Assemblée{visa_rapport} décide d'augmenter le capital social d'un montant de {montant_augmentation} euros, pour le porter de {capital_avant} euros à {capital_apres} euros, {modalite_emission}.</w:t>
       </w:r>
     </w:p>
     <w:p>
@@ -1810,7 +1810,7 @@
           <w:sz w:val="23"/>
           <w:szCs w:val="23"/>
         </w:rPr>
-        <w:t xml:space="preserve">L'Assemblée décide d'augmenter le capital social d'un montant de {montant_augmentation} euros, pour le porter de {capital_avant} euros à {capital_apres} euros, par incorporation directe de cette somme prélevée sur {poste_incorpore}.</w:t>
+        <w:t xml:space="preserve">L'Assemblée{visa_rapport} décide d'augmenter le capital social d'un montant de {montant_augmentation} euros, pour le porter de {capital_avant} euros à {capital_apres} euros, par incorporation directe de cette somme prélevée sur {poste_incorpore}.</w:t>
       </w:r>
     </w:p>
     <w:p>

--- a/templates/modif-pv-age-universel.docx
+++ b/templates/modif-pv-age-universel.docx
@@ -125,7 +125,7 @@
           <w:sz w:val="28"/>
           <w:szCs w:val="28"/>
         </w:rPr>
-        <w:t xml:space="preserve">EN DATE DU {date_assemblee}</w:t>
+        <w:t xml:space="preserve">EN DATE DU {date_assemblee_capitale}</w:t>
       </w:r>
     </w:p>
     <w:p>
